--- a/6-过程管理/流程制度规范类文件/HXDL-ITSS-0601-服务级别管理过程.docx
+++ b/6-过程管理/流程制度规范类文件/HXDL-ITSS-0601-服务级别管理过程.docx
@@ -26,7 +26,7 @@
           <w:lang w:val="en-US" w:eastAsia="zh-CN"/>
         </w:rPr>
       </w:pPr>
-      <w:bookmarkStart w:id="0" w:name="_Toc29082"/>
+      <w:bookmarkStart w:id="0" w:name="_Toc11830"/>
       <w:r>
         <w:drawing>
           <wp:anchor distT="0" distB="0" distL="114300" distR="114300" simplePos="0" relativeHeight="251659264" behindDoc="1" locked="0" layoutInCell="1" allowOverlap="1">
@@ -112,7 +112,7 @@
           <w:lang w:val="en-US" w:eastAsia="zh-CN"/>
         </w:rPr>
       </w:pPr>
-      <w:bookmarkStart w:id="1" w:name="_Toc23640"/>
+      <w:bookmarkStart w:id="1" w:name="_Toc19907"/>
       <w:r>
         <w:rPr>
           <w:rFonts w:hint="eastAsia"/>
@@ -147,7 +147,7 @@
           <w:lang w:val="en-US" w:eastAsia="zh-CN"/>
         </w:rPr>
       </w:pPr>
-      <w:bookmarkStart w:id="2" w:name="_Toc29025"/>
+      <w:bookmarkStart w:id="2" w:name="_Toc25470"/>
       <w:r>
         <w:rPr>
           <w:rFonts w:hint="eastAsia"/>
@@ -216,6 +216,12 @@
             <w:insideH w:val="none" w:color="auto" w:sz="0" w:space="0"/>
             <w:insideV w:val="none" w:color="auto" w:sz="0" w:space="0"/>
           </w:tblBorders>
+          <w:tblCellMar>
+            <w:top w:w="0" w:type="dxa"/>
+            <w:left w:w="108" w:type="dxa"/>
+            <w:bottom w:w="0" w:type="dxa"/>
+            <w:right w:w="108" w:type="dxa"/>
+          </w:tblCellMar>
         </w:tblPrEx>
         <w:trPr>
           <w:trHeight w:val="810" w:hRule="atLeast"/>
@@ -674,7 +680,7 @@
           <w:szCs w:val="30"/>
         </w:rPr>
       </w:pPr>
-      <w:bookmarkStart w:id="3" w:name="_Toc29038"/>
+      <w:bookmarkStart w:id="3" w:name="_Toc5018"/>
       <w:r>
         <w:rPr>
           <w:rFonts w:ascii="宋体" w:hAnsi="宋体" w:eastAsia="宋体" w:cs="宋体"/>
@@ -2210,7 +2216,7 @@
             <w:fldChar w:fldCharType="begin"/>
           </w:r>
           <w:r>
-            <w:instrText xml:space="preserve"> HYPERLINK \l _Toc29082 </w:instrText>
+            <w:instrText xml:space="preserve"> HYPERLINK \l _Toc11830 </w:instrText>
           </w:r>
           <w:r>
             <w:fldChar w:fldCharType="separate"/>
@@ -2229,7 +2235,7 @@
             <w:fldChar w:fldCharType="begin"/>
           </w:r>
           <w:r>
-            <w:instrText xml:space="preserve"> PAGEREF _Toc29082 \h </w:instrText>
+            <w:instrText xml:space="preserve"> PAGEREF _Toc11830 \h </w:instrText>
           </w:r>
           <w:r>
             <w:fldChar w:fldCharType="separate"/>
@@ -2255,7 +2261,7 @@
             <w:fldChar w:fldCharType="begin"/>
           </w:r>
           <w:r>
-            <w:instrText xml:space="preserve"> HYPERLINK \l _Toc23640 </w:instrText>
+            <w:instrText xml:space="preserve"> HYPERLINK \l _Toc19907 </w:instrText>
           </w:r>
           <w:r>
             <w:fldChar w:fldCharType="separate"/>
@@ -2274,7 +2280,7 @@
             <w:fldChar w:fldCharType="begin"/>
           </w:r>
           <w:r>
-            <w:instrText xml:space="preserve"> PAGEREF _Toc23640 \h </w:instrText>
+            <w:instrText xml:space="preserve"> PAGEREF _Toc19907 \h </w:instrText>
           </w:r>
           <w:r>
             <w:fldChar w:fldCharType="separate"/>
@@ -2300,7 +2306,7 @@
             <w:fldChar w:fldCharType="begin"/>
           </w:r>
           <w:r>
-            <w:instrText xml:space="preserve"> HYPERLINK \l _Toc29025 </w:instrText>
+            <w:instrText xml:space="preserve"> HYPERLINK \l _Toc25470 </w:instrText>
           </w:r>
           <w:r>
             <w:fldChar w:fldCharType="separate"/>
@@ -2319,7 +2325,7 @@
             <w:fldChar w:fldCharType="begin"/>
           </w:r>
           <w:r>
-            <w:instrText xml:space="preserve"> PAGEREF _Toc29025 \h </w:instrText>
+            <w:instrText xml:space="preserve"> PAGEREF _Toc25470 \h </w:instrText>
           </w:r>
           <w:r>
             <w:fldChar w:fldCharType="separate"/>
@@ -2345,7 +2351,7 @@
             <w:fldChar w:fldCharType="begin"/>
           </w:r>
           <w:r>
-            <w:instrText xml:space="preserve"> HYPERLINK \l _Toc29038 </w:instrText>
+            <w:instrText xml:space="preserve"> HYPERLINK \l _Toc5018 </w:instrText>
           </w:r>
           <w:r>
             <w:fldChar w:fldCharType="separate"/>
@@ -2366,7 +2372,7 @@
             <w:fldChar w:fldCharType="begin"/>
           </w:r>
           <w:r>
-            <w:instrText xml:space="preserve"> PAGEREF _Toc29038 \h </w:instrText>
+            <w:instrText xml:space="preserve"> PAGEREF _Toc5018 \h </w:instrText>
           </w:r>
           <w:r>
             <w:fldChar w:fldCharType="separate"/>
@@ -2392,7 +2398,7 @@
             <w:fldChar w:fldCharType="begin"/>
           </w:r>
           <w:r>
-            <w:instrText xml:space="preserve"> HYPERLINK \l _Toc14081 </w:instrText>
+            <w:instrText xml:space="preserve"> HYPERLINK \l _Toc1038 </w:instrText>
           </w:r>
           <w:r>
             <w:fldChar w:fldCharType="separate"/>
@@ -2411,7 +2417,7 @@
             <w:fldChar w:fldCharType="begin"/>
           </w:r>
           <w:r>
-            <w:instrText xml:space="preserve"> PAGEREF _Toc14081 \h </w:instrText>
+            <w:instrText xml:space="preserve"> PAGEREF _Toc1038 \h </w:instrText>
           </w:r>
           <w:r>
             <w:fldChar w:fldCharType="separate"/>
@@ -2437,7 +2443,7 @@
             <w:fldChar w:fldCharType="begin"/>
           </w:r>
           <w:r>
-            <w:instrText xml:space="preserve"> HYPERLINK \l _Toc19334 </w:instrText>
+            <w:instrText xml:space="preserve"> HYPERLINK \l _Toc29257 </w:instrText>
           </w:r>
           <w:r>
             <w:fldChar w:fldCharType="separate"/>
@@ -2456,7 +2462,7 @@
             <w:fldChar w:fldCharType="begin"/>
           </w:r>
           <w:r>
-            <w:instrText xml:space="preserve"> PAGEREF _Toc19334 \h </w:instrText>
+            <w:instrText xml:space="preserve"> PAGEREF _Toc29257 \h </w:instrText>
           </w:r>
           <w:r>
             <w:fldChar w:fldCharType="separate"/>
@@ -2482,7 +2488,7 @@
             <w:fldChar w:fldCharType="begin"/>
           </w:r>
           <w:r>
-            <w:instrText xml:space="preserve"> HYPERLINK \l _Toc31465 </w:instrText>
+            <w:instrText xml:space="preserve"> HYPERLINK \l _Toc25342 </w:instrText>
           </w:r>
           <w:r>
             <w:fldChar w:fldCharType="separate"/>
@@ -2501,7 +2507,7 @@
             <w:fldChar w:fldCharType="begin"/>
           </w:r>
           <w:r>
-            <w:instrText xml:space="preserve"> PAGEREF _Toc31465 \h </w:instrText>
+            <w:instrText xml:space="preserve"> PAGEREF _Toc25342 \h </w:instrText>
           </w:r>
           <w:r>
             <w:fldChar w:fldCharType="separate"/>
@@ -2527,7 +2533,7 @@
             <w:fldChar w:fldCharType="begin"/>
           </w:r>
           <w:r>
-            <w:instrText xml:space="preserve"> HYPERLINK \l _Toc4058 </w:instrText>
+            <w:instrText xml:space="preserve"> HYPERLINK \l _Toc12319 </w:instrText>
           </w:r>
           <w:r>
             <w:fldChar w:fldCharType="separate"/>
@@ -2546,7 +2552,7 @@
             <w:fldChar w:fldCharType="begin"/>
           </w:r>
           <w:r>
-            <w:instrText xml:space="preserve"> PAGEREF _Toc4058 \h </w:instrText>
+            <w:instrText xml:space="preserve"> PAGEREF _Toc12319 \h </w:instrText>
           </w:r>
           <w:r>
             <w:fldChar w:fldCharType="separate"/>
@@ -2572,7 +2578,7 @@
             <w:fldChar w:fldCharType="begin"/>
           </w:r>
           <w:r>
-            <w:instrText xml:space="preserve"> HYPERLINK \l _Toc27113 </w:instrText>
+            <w:instrText xml:space="preserve"> HYPERLINK \l _Toc13997 </w:instrText>
           </w:r>
           <w:r>
             <w:fldChar w:fldCharType="separate"/>
@@ -2591,7 +2597,7 @@
             <w:fldChar w:fldCharType="begin"/>
           </w:r>
           <w:r>
-            <w:instrText xml:space="preserve"> PAGEREF _Toc27113 \h </w:instrText>
+            <w:instrText xml:space="preserve"> PAGEREF _Toc13997 \h </w:instrText>
           </w:r>
           <w:r>
             <w:fldChar w:fldCharType="separate"/>
@@ -2617,7 +2623,7 @@
             <w:fldChar w:fldCharType="begin"/>
           </w:r>
           <w:r>
-            <w:instrText xml:space="preserve"> HYPERLINK \l _Toc19084 </w:instrText>
+            <w:instrText xml:space="preserve"> HYPERLINK \l _Toc13852 </w:instrText>
           </w:r>
           <w:r>
             <w:fldChar w:fldCharType="separate"/>
@@ -2636,7 +2642,7 @@
             <w:fldChar w:fldCharType="begin"/>
           </w:r>
           <w:r>
-            <w:instrText xml:space="preserve"> PAGEREF _Toc19084 \h </w:instrText>
+            <w:instrText xml:space="preserve"> PAGEREF _Toc13852 \h </w:instrText>
           </w:r>
           <w:r>
             <w:fldChar w:fldCharType="separate"/>
@@ -2662,7 +2668,7 @@
             <w:fldChar w:fldCharType="begin"/>
           </w:r>
           <w:r>
-            <w:instrText xml:space="preserve"> HYPERLINK \l _Toc28639 </w:instrText>
+            <w:instrText xml:space="preserve"> HYPERLINK \l _Toc10166 </w:instrText>
           </w:r>
           <w:r>
             <w:fldChar w:fldCharType="separate"/>
@@ -2681,7 +2687,7 @@
             <w:fldChar w:fldCharType="begin"/>
           </w:r>
           <w:r>
-            <w:instrText xml:space="preserve"> PAGEREF _Toc28639 \h </w:instrText>
+            <w:instrText xml:space="preserve"> PAGEREF _Toc10166 \h </w:instrText>
           </w:r>
           <w:r>
             <w:fldChar w:fldCharType="separate"/>
@@ -2707,7 +2713,7 @@
             <w:fldChar w:fldCharType="begin"/>
           </w:r>
           <w:r>
-            <w:instrText xml:space="preserve"> HYPERLINK \l _Toc12066 </w:instrText>
+            <w:instrText xml:space="preserve"> HYPERLINK \l _Toc18340 </w:instrText>
           </w:r>
           <w:r>
             <w:fldChar w:fldCharType="separate"/>
@@ -2733,7 +2739,7 @@
             <w:fldChar w:fldCharType="begin"/>
           </w:r>
           <w:r>
-            <w:instrText xml:space="preserve"> PAGEREF _Toc12066 \h </w:instrText>
+            <w:instrText xml:space="preserve"> PAGEREF _Toc18340 \h </w:instrText>
           </w:r>
           <w:r>
             <w:fldChar w:fldCharType="separate"/>
@@ -2759,7 +2765,7 @@
             <w:fldChar w:fldCharType="begin"/>
           </w:r>
           <w:r>
-            <w:instrText xml:space="preserve"> HYPERLINK \l _Toc5337 </w:instrText>
+            <w:instrText xml:space="preserve"> HYPERLINK \l _Toc31828 </w:instrText>
           </w:r>
           <w:r>
             <w:fldChar w:fldCharType="separate"/>
@@ -2778,7 +2784,7 @@
             <w:fldChar w:fldCharType="begin"/>
           </w:r>
           <w:r>
-            <w:instrText xml:space="preserve"> PAGEREF _Toc5337 \h </w:instrText>
+            <w:instrText xml:space="preserve"> PAGEREF _Toc31828 \h </w:instrText>
           </w:r>
           <w:r>
             <w:fldChar w:fldCharType="separate"/>
@@ -2804,7 +2810,7 @@
             <w:fldChar w:fldCharType="begin"/>
           </w:r>
           <w:r>
-            <w:instrText xml:space="preserve"> HYPERLINK \l _Toc9633 </w:instrText>
+            <w:instrText xml:space="preserve"> HYPERLINK \l _Toc2250 </w:instrText>
           </w:r>
           <w:r>
             <w:fldChar w:fldCharType="separate"/>
@@ -2823,7 +2829,7 @@
             <w:fldChar w:fldCharType="begin"/>
           </w:r>
           <w:r>
-            <w:instrText xml:space="preserve"> PAGEREF _Toc9633 \h </w:instrText>
+            <w:instrText xml:space="preserve"> PAGEREF _Toc2250 \h </w:instrText>
           </w:r>
           <w:r>
             <w:fldChar w:fldCharType="separate"/>
@@ -2849,7 +2855,7 @@
             <w:fldChar w:fldCharType="begin"/>
           </w:r>
           <w:r>
-            <w:instrText xml:space="preserve"> HYPERLINK \l _Toc26671 </w:instrText>
+            <w:instrText xml:space="preserve"> HYPERLINK \l _Toc27658 </w:instrText>
           </w:r>
           <w:r>
             <w:fldChar w:fldCharType="separate"/>
@@ -2868,7 +2874,7 @@
             <w:fldChar w:fldCharType="begin"/>
           </w:r>
           <w:r>
-            <w:instrText xml:space="preserve"> PAGEREF _Toc26671 \h </w:instrText>
+            <w:instrText xml:space="preserve"> PAGEREF _Toc27658 \h </w:instrText>
           </w:r>
           <w:r>
             <w:fldChar w:fldCharType="separate"/>
@@ -2894,7 +2900,7 @@
             <w:fldChar w:fldCharType="begin"/>
           </w:r>
           <w:r>
-            <w:instrText xml:space="preserve"> HYPERLINK \l _Toc20939 </w:instrText>
+            <w:instrText xml:space="preserve"> HYPERLINK \l _Toc20432 </w:instrText>
           </w:r>
           <w:r>
             <w:fldChar w:fldCharType="separate"/>
@@ -2913,7 +2919,7 @@
             <w:fldChar w:fldCharType="begin"/>
           </w:r>
           <w:r>
-            <w:instrText xml:space="preserve"> PAGEREF _Toc20939 \h </w:instrText>
+            <w:instrText xml:space="preserve"> PAGEREF _Toc20432 \h </w:instrText>
           </w:r>
           <w:r>
             <w:fldChar w:fldCharType="separate"/>
@@ -2939,7 +2945,7 @@
             <w:fldChar w:fldCharType="begin"/>
           </w:r>
           <w:r>
-            <w:instrText xml:space="preserve"> HYPERLINK \l _Toc4436 </w:instrText>
+            <w:instrText xml:space="preserve"> HYPERLINK \l _Toc17820 </w:instrText>
           </w:r>
           <w:r>
             <w:fldChar w:fldCharType="separate"/>
@@ -2958,7 +2964,7 @@
             <w:fldChar w:fldCharType="begin"/>
           </w:r>
           <w:r>
-            <w:instrText xml:space="preserve"> PAGEREF _Toc4436 \h </w:instrText>
+            <w:instrText xml:space="preserve"> PAGEREF _Toc17820 \h </w:instrText>
           </w:r>
           <w:r>
             <w:fldChar w:fldCharType="separate"/>
@@ -2984,7 +2990,7 @@
             <w:fldChar w:fldCharType="begin"/>
           </w:r>
           <w:r>
-            <w:instrText xml:space="preserve"> HYPERLINK \l _Toc27920 </w:instrText>
+            <w:instrText xml:space="preserve"> HYPERLINK \l _Toc25555 </w:instrText>
           </w:r>
           <w:r>
             <w:fldChar w:fldCharType="separate"/>
@@ -3003,7 +3009,7 @@
             <w:fldChar w:fldCharType="begin"/>
           </w:r>
           <w:r>
-            <w:instrText xml:space="preserve"> PAGEREF _Toc27920 \h </w:instrText>
+            <w:instrText xml:space="preserve"> PAGEREF _Toc25555 \h </w:instrText>
           </w:r>
           <w:r>
             <w:fldChar w:fldCharType="separate"/>
@@ -3029,7 +3035,7 @@
             <w:fldChar w:fldCharType="begin"/>
           </w:r>
           <w:r>
-            <w:instrText xml:space="preserve"> HYPERLINK \l _Toc7298 </w:instrText>
+            <w:instrText xml:space="preserve"> HYPERLINK \l _Toc8585 </w:instrText>
           </w:r>
           <w:r>
             <w:fldChar w:fldCharType="separate"/>
@@ -3048,7 +3054,7 @@
             <w:fldChar w:fldCharType="begin"/>
           </w:r>
           <w:r>
-            <w:instrText xml:space="preserve"> PAGEREF _Toc7298 \h </w:instrText>
+            <w:instrText xml:space="preserve"> PAGEREF _Toc8585 \h </w:instrText>
           </w:r>
           <w:r>
             <w:fldChar w:fldCharType="separate"/>
@@ -3074,7 +3080,7 @@
             <w:fldChar w:fldCharType="begin"/>
           </w:r>
           <w:r>
-            <w:instrText xml:space="preserve"> HYPERLINK \l _Toc20779 </w:instrText>
+            <w:instrText xml:space="preserve"> HYPERLINK \l _Toc6596 </w:instrText>
           </w:r>
           <w:r>
             <w:fldChar w:fldCharType="separate"/>
@@ -3093,7 +3099,7 @@
             <w:fldChar w:fldCharType="begin"/>
           </w:r>
           <w:r>
-            <w:instrText xml:space="preserve"> PAGEREF _Toc20779 \h </w:instrText>
+            <w:instrText xml:space="preserve"> PAGEREF _Toc6596 \h </w:instrText>
           </w:r>
           <w:r>
             <w:fldChar w:fldCharType="separate"/>
@@ -3119,7 +3125,7 @@
             <w:fldChar w:fldCharType="begin"/>
           </w:r>
           <w:r>
-            <w:instrText xml:space="preserve"> HYPERLINK \l _Toc2406 </w:instrText>
+            <w:instrText xml:space="preserve"> HYPERLINK \l _Toc28079 </w:instrText>
           </w:r>
           <w:r>
             <w:fldChar w:fldCharType="separate"/>
@@ -3138,7 +3144,7 @@
             <w:fldChar w:fldCharType="begin"/>
           </w:r>
           <w:r>
-            <w:instrText xml:space="preserve"> PAGEREF _Toc2406 \h </w:instrText>
+            <w:instrText xml:space="preserve"> PAGEREF _Toc28079 \h </w:instrText>
           </w:r>
           <w:r>
             <w:fldChar w:fldCharType="separate"/>
@@ -3164,7 +3170,7 @@
             <w:fldChar w:fldCharType="begin"/>
           </w:r>
           <w:r>
-            <w:instrText xml:space="preserve"> HYPERLINK \l _Toc16515 </w:instrText>
+            <w:instrText xml:space="preserve"> HYPERLINK \l _Toc2573 </w:instrText>
           </w:r>
           <w:r>
             <w:fldChar w:fldCharType="separate"/>
@@ -3183,7 +3189,7 @@
             <w:fldChar w:fldCharType="begin"/>
           </w:r>
           <w:r>
-            <w:instrText xml:space="preserve"> PAGEREF _Toc16515 \h </w:instrText>
+            <w:instrText xml:space="preserve"> PAGEREF _Toc2573 \h </w:instrText>
           </w:r>
           <w:r>
             <w:fldChar w:fldCharType="separate"/>
@@ -3209,7 +3215,7 @@
             <w:fldChar w:fldCharType="begin"/>
           </w:r>
           <w:r>
-            <w:instrText xml:space="preserve"> HYPERLINK \l _Toc5231 </w:instrText>
+            <w:instrText xml:space="preserve"> HYPERLINK \l _Toc17090 </w:instrText>
           </w:r>
           <w:r>
             <w:fldChar w:fldCharType="separate"/>
@@ -3228,7 +3234,7 @@
             <w:fldChar w:fldCharType="begin"/>
           </w:r>
           <w:r>
-            <w:instrText xml:space="preserve"> PAGEREF _Toc5231 \h </w:instrText>
+            <w:instrText xml:space="preserve"> PAGEREF _Toc17090 \h </w:instrText>
           </w:r>
           <w:r>
             <w:fldChar w:fldCharType="separate"/>
@@ -3254,7 +3260,7 @@
             <w:fldChar w:fldCharType="begin"/>
           </w:r>
           <w:r>
-            <w:instrText xml:space="preserve"> HYPERLINK \l _Toc8910 </w:instrText>
+            <w:instrText xml:space="preserve"> HYPERLINK \l _Toc11426 </w:instrText>
           </w:r>
           <w:r>
             <w:fldChar w:fldCharType="separate"/>
@@ -3273,7 +3279,7 @@
             <w:fldChar w:fldCharType="begin"/>
           </w:r>
           <w:r>
-            <w:instrText xml:space="preserve"> PAGEREF _Toc8910 \h </w:instrText>
+            <w:instrText xml:space="preserve"> PAGEREF _Toc11426 \h </w:instrText>
           </w:r>
           <w:r>
             <w:fldChar w:fldCharType="separate"/>
@@ -3299,7 +3305,7 @@
             <w:fldChar w:fldCharType="begin"/>
           </w:r>
           <w:r>
-            <w:instrText xml:space="preserve"> HYPERLINK \l _Toc14204 </w:instrText>
+            <w:instrText xml:space="preserve"> HYPERLINK \l _Toc15031 </w:instrText>
           </w:r>
           <w:r>
             <w:fldChar w:fldCharType="separate"/>
@@ -3318,7 +3324,7 @@
             <w:fldChar w:fldCharType="begin"/>
           </w:r>
           <w:r>
-            <w:instrText xml:space="preserve"> PAGEREF _Toc14204 \h </w:instrText>
+            <w:instrText xml:space="preserve"> PAGEREF _Toc15031 \h </w:instrText>
           </w:r>
           <w:r>
             <w:fldChar w:fldCharType="separate"/>
@@ -3344,7 +3350,7 @@
             <w:fldChar w:fldCharType="begin"/>
           </w:r>
           <w:r>
-            <w:instrText xml:space="preserve"> HYPERLINK \l _Toc24450 </w:instrText>
+            <w:instrText xml:space="preserve"> HYPERLINK \l _Toc22087 </w:instrText>
           </w:r>
           <w:r>
             <w:fldChar w:fldCharType="separate"/>
@@ -3363,7 +3369,7 @@
             <w:fldChar w:fldCharType="begin"/>
           </w:r>
           <w:r>
-            <w:instrText xml:space="preserve"> PAGEREF _Toc24450 \h </w:instrText>
+            <w:instrText xml:space="preserve"> PAGEREF _Toc22087 \h </w:instrText>
           </w:r>
           <w:r>
             <w:fldChar w:fldCharType="separate"/>
@@ -3389,7 +3395,7 @@
             <w:fldChar w:fldCharType="begin"/>
           </w:r>
           <w:r>
-            <w:instrText xml:space="preserve"> HYPERLINK \l _Toc1263 </w:instrText>
+            <w:instrText xml:space="preserve"> HYPERLINK \l _Toc30553 </w:instrText>
           </w:r>
           <w:r>
             <w:fldChar w:fldCharType="separate"/>
@@ -3408,7 +3414,7 @@
             <w:fldChar w:fldCharType="begin"/>
           </w:r>
           <w:r>
-            <w:instrText xml:space="preserve"> PAGEREF _Toc1263 \h </w:instrText>
+            <w:instrText xml:space="preserve"> PAGEREF _Toc30553 \h </w:instrText>
           </w:r>
           <w:r>
             <w:fldChar w:fldCharType="separate"/>
@@ -3434,7 +3440,7 @@
             <w:fldChar w:fldCharType="begin"/>
           </w:r>
           <w:r>
-            <w:instrText xml:space="preserve"> HYPERLINK \l _Toc3353 </w:instrText>
+            <w:instrText xml:space="preserve"> HYPERLINK \l _Toc10576 </w:instrText>
           </w:r>
           <w:r>
             <w:fldChar w:fldCharType="separate"/>
@@ -3453,7 +3459,7 @@
             <w:fldChar w:fldCharType="begin"/>
           </w:r>
           <w:r>
-            <w:instrText xml:space="preserve"> PAGEREF _Toc3353 \h </w:instrText>
+            <w:instrText xml:space="preserve"> PAGEREF _Toc10576 \h </w:instrText>
           </w:r>
           <w:r>
             <w:fldChar w:fldCharType="separate"/>
@@ -3479,7 +3485,7 @@
             <w:fldChar w:fldCharType="begin"/>
           </w:r>
           <w:r>
-            <w:instrText xml:space="preserve"> HYPERLINK \l _Toc22649 </w:instrText>
+            <w:instrText xml:space="preserve"> HYPERLINK \l _Toc17047 </w:instrText>
           </w:r>
           <w:r>
             <w:fldChar w:fldCharType="separate"/>
@@ -3505,7 +3511,7 @@
             <w:fldChar w:fldCharType="begin"/>
           </w:r>
           <w:r>
-            <w:instrText xml:space="preserve"> PAGEREF _Toc22649 \h </w:instrText>
+            <w:instrText xml:space="preserve"> PAGEREF _Toc17047 \h </w:instrText>
           </w:r>
           <w:r>
             <w:fldChar w:fldCharType="separate"/>
@@ -3524,9 +3530,11 @@
           <w:r>
             <w:fldChar w:fldCharType="end"/>
           </w:r>
+          <w:bookmarkStart w:id="29" w:name="_GoBack"/>
         </w:p>
       </w:sdtContent>
     </w:sdt>
+    <w:bookmarkEnd w:id="29"/>
     <w:p>
       <w:pPr>
         <w:rPr>
@@ -3551,7 +3559,7 @@
           <w:lang w:val="en-US" w:eastAsia="zh-CN"/>
         </w:rPr>
       </w:pPr>
-      <w:bookmarkStart w:id="4" w:name="_Toc14081"/>
+      <w:bookmarkStart w:id="4" w:name="_Toc1038"/>
       <w:r>
         <w:rPr>
           <w:rFonts w:hint="default"/>
@@ -3600,7 +3608,7 @@
           <w:lang w:val="en-US" w:eastAsia="zh-CN"/>
         </w:rPr>
       </w:pPr>
-      <w:bookmarkStart w:id="5" w:name="_Toc19334"/>
+      <w:bookmarkStart w:id="5" w:name="_Toc29257"/>
       <w:r>
         <w:rPr>
           <w:rFonts w:hint="default"/>
@@ -3649,7 +3657,7 @@
           <w:lang w:val="en-US" w:eastAsia="zh-CN"/>
         </w:rPr>
       </w:pPr>
-      <w:bookmarkStart w:id="6" w:name="_Toc31465"/>
+      <w:bookmarkStart w:id="6" w:name="_Toc25342"/>
       <w:r>
         <w:rPr>
           <w:rFonts w:hint="default"/>
@@ -3668,7 +3676,7 @@
           <w:lang w:val="en-US" w:eastAsia="zh-CN"/>
         </w:rPr>
       </w:pPr>
-      <w:bookmarkStart w:id="7" w:name="_Toc4058"/>
+      <w:bookmarkStart w:id="7" w:name="_Toc12319"/>
       <w:r>
         <w:rPr>
           <w:rFonts w:hint="default"/>
@@ -3717,7 +3725,7 @@
           <w:lang w:val="en-US" w:eastAsia="zh-CN"/>
         </w:rPr>
       </w:pPr>
-      <w:bookmarkStart w:id="8" w:name="_Toc27113"/>
+      <w:bookmarkStart w:id="8" w:name="_Toc13997"/>
       <w:r>
         <w:rPr>
           <w:rFonts w:hint="default"/>
@@ -3766,7 +3774,7 @@
           <w:lang w:val="en-US" w:eastAsia="zh-CN"/>
         </w:rPr>
       </w:pPr>
-      <w:bookmarkStart w:id="9" w:name="_Toc19084"/>
+      <w:bookmarkStart w:id="9" w:name="_Toc13852"/>
       <w:r>
         <w:rPr>
           <w:rFonts w:hint="default"/>
@@ -3785,7 +3793,7 @@
           <w:lang w:val="en-US" w:eastAsia="zh-CN"/>
         </w:rPr>
       </w:pPr>
-      <w:bookmarkStart w:id="10" w:name="_Toc28639"/>
+      <w:bookmarkStart w:id="10" w:name="_Toc10166"/>
       <w:r>
         <w:rPr>
           <w:rFonts w:hint="default"/>
@@ -3834,7 +3842,7 @@
           <w:lang w:val="en-US" w:eastAsia="zh-CN"/>
         </w:rPr>
       </w:pPr>
-      <w:bookmarkStart w:id="11" w:name="_Toc12066"/>
+      <w:bookmarkStart w:id="11" w:name="_Toc18340"/>
       <w:r>
         <w:rPr>
           <w:rFonts w:hint="eastAsia"/>
@@ -3882,7 +3890,7 @@
           <w:lang w:val="en-US" w:eastAsia="zh-CN"/>
         </w:rPr>
       </w:pPr>
-      <w:bookmarkStart w:id="12" w:name="_Toc5337"/>
+      <w:bookmarkStart w:id="12" w:name="_Toc31828"/>
       <w:r>
         <w:rPr>
           <w:rFonts w:hint="default"/>
@@ -3901,7 +3909,7 @@
           <w:lang w:val="en-US" w:eastAsia="zh-CN"/>
         </w:rPr>
       </w:pPr>
-      <w:bookmarkStart w:id="13" w:name="_Toc9633"/>
+      <w:bookmarkStart w:id="13" w:name="_Toc2250"/>
       <w:r>
         <w:rPr>
           <w:rFonts w:hint="default"/>
@@ -3920,7 +3928,7 @@
           <w:lang w:val="en-US" w:eastAsia="zh-CN"/>
         </w:rPr>
       </w:pPr>
-      <w:bookmarkStart w:id="14" w:name="_Toc26671"/>
+      <w:bookmarkStart w:id="14" w:name="_Toc27658"/>
       <w:r>
         <w:rPr>
           <w:rFonts w:hint="default"/>
@@ -4306,7 +4314,7 @@
           <w:lang w:val="en-US" w:eastAsia="zh-CN"/>
         </w:rPr>
       </w:pPr>
-      <w:bookmarkStart w:id="15" w:name="_Toc20939"/>
+      <w:bookmarkStart w:id="15" w:name="_Toc20432"/>
       <w:r>
         <w:rPr>
           <w:rFonts w:hint="default"/>
@@ -4355,7 +4363,7 @@
           <w:lang w:val="en-US" w:eastAsia="zh-CN"/>
         </w:rPr>
       </w:pPr>
-      <w:bookmarkStart w:id="16" w:name="_Toc4436"/>
+      <w:bookmarkStart w:id="16" w:name="_Toc17820"/>
       <w:r>
         <w:rPr>
           <w:rFonts w:hint="default"/>
@@ -4404,7 +4412,7 @@
           <w:lang w:val="en-US" w:eastAsia="zh-CN"/>
         </w:rPr>
       </w:pPr>
-      <w:bookmarkStart w:id="17" w:name="_Toc27920"/>
+      <w:bookmarkStart w:id="17" w:name="_Toc25555"/>
       <w:r>
         <w:rPr>
           <w:rFonts w:hint="default"/>
@@ -4513,7 +4521,7 @@
           <w:lang w:val="en-US" w:eastAsia="zh-CN"/>
         </w:rPr>
       </w:pPr>
-      <w:bookmarkStart w:id="18" w:name="_Toc7298"/>
+      <w:bookmarkStart w:id="18" w:name="_Toc8585"/>
       <w:r>
         <w:rPr>
           <w:rFonts w:hint="default"/>
@@ -4712,7 +4720,7 @@
           <w:lang w:val="en-US" w:eastAsia="zh-CN"/>
         </w:rPr>
       </w:pPr>
-      <w:bookmarkStart w:id="19" w:name="_Toc20779"/>
+      <w:bookmarkStart w:id="19" w:name="_Toc6596"/>
       <w:r>
         <w:rPr>
           <w:rFonts w:hint="default"/>
@@ -4971,7 +4979,7 @@
           <w:lang w:val="en-US" w:eastAsia="zh-CN"/>
         </w:rPr>
       </w:pPr>
-      <w:bookmarkStart w:id="20" w:name="_Toc2406"/>
+      <w:bookmarkStart w:id="20" w:name="_Toc28079"/>
       <w:r>
         <w:rPr>
           <w:rFonts w:hint="default"/>
@@ -5020,7 +5028,7 @@
           <w:lang w:val="en-US" w:eastAsia="zh-CN"/>
         </w:rPr>
       </w:pPr>
-      <w:bookmarkStart w:id="21" w:name="_Toc16515"/>
+      <w:bookmarkStart w:id="21" w:name="_Toc2573"/>
       <w:r>
         <w:rPr>
           <w:rFonts w:hint="default"/>
@@ -5106,7 +5114,7 @@
           <w:lang w:val="en-US" w:eastAsia="zh-CN"/>
         </w:rPr>
       </w:pPr>
-      <w:bookmarkStart w:id="22" w:name="_Toc5231"/>
+      <w:bookmarkStart w:id="22" w:name="_Toc17090"/>
       <w:r>
         <w:rPr>
           <w:rFonts w:hint="default"/>
@@ -5162,7 +5170,7 @@
           <w:lang w:val="en-US" w:eastAsia="zh-CN"/>
         </w:rPr>
       </w:pPr>
-      <w:bookmarkStart w:id="23" w:name="_Toc8910"/>
+      <w:bookmarkStart w:id="23" w:name="_Toc11426"/>
       <w:r>
         <w:rPr>
           <w:rFonts w:hint="default"/>
@@ -5181,7 +5189,7 @@
           <w:lang w:val="en-US" w:eastAsia="zh-CN"/>
         </w:rPr>
       </w:pPr>
-      <w:bookmarkStart w:id="24" w:name="_Toc14204"/>
+      <w:bookmarkStart w:id="24" w:name="_Toc15031"/>
       <w:r>
         <w:rPr>
           <w:rFonts w:hint="default"/>
@@ -5260,7 +5268,7 @@
           <w:lang w:val="en-US" w:eastAsia="zh-CN"/>
         </w:rPr>
       </w:pPr>
-      <w:bookmarkStart w:id="25" w:name="_Toc24450"/>
+      <w:bookmarkStart w:id="25" w:name="_Toc22087"/>
       <w:r>
         <w:rPr>
           <w:rFonts w:hint="default"/>
@@ -5322,8 +5330,6 @@
           <w:lang w:val="en-US" w:eastAsia="zh-CN"/>
         </w:rPr>
       </w:pPr>
-      <w:bookmarkStart w:id="29" w:name="_GoBack"/>
-      <w:bookmarkEnd w:id="29"/>
       <w:r>
         <w:rPr>
           <w:rFonts w:hint="default"/>
@@ -5341,7 +5347,7 @@
           <w:lang w:val="en-US" w:eastAsia="zh-CN"/>
         </w:rPr>
       </w:pPr>
-      <w:bookmarkStart w:id="26" w:name="_Toc1263"/>
+      <w:bookmarkStart w:id="26" w:name="_Toc30553"/>
       <w:r>
         <w:rPr>
           <w:rFonts w:hint="default"/>
@@ -5480,7 +5486,7 @@
           <w:lang w:val="en-US" w:eastAsia="zh-CN"/>
         </w:rPr>
       </w:pPr>
-      <w:bookmarkStart w:id="27" w:name="_Toc3353"/>
+      <w:bookmarkStart w:id="27" w:name="_Toc10576"/>
       <w:r>
         <w:rPr>
           <w:rFonts w:hint="default"/>
@@ -5591,7 +5597,7 @@
           <w:lang w:val="en-US" w:eastAsia="zh-CN"/>
         </w:rPr>
       </w:pPr>
-      <w:bookmarkStart w:id="28" w:name="_Toc22649"/>
+      <w:bookmarkStart w:id="28" w:name="_Toc17047"/>
       <w:r>
         <w:rPr>
           <w:rFonts w:hint="eastAsia"/>
